--- a/clients/orx/huntress/monthly/2026-04/ORX-Cybersecurity-Activity-2026-04.docx
+++ b/clients/orx/huntress/monthly/2026-04/ORX-Cybersecurity-Activity-2026-04.docx
@@ -95,7 +95,7 @@
       <w:tr>
         <w:tc>
           <w:tcPr>
-            <w:tcW w:type="dxa" w:w="3744"/>
+            <w:tcW w:type="dxa" w:w="3528"/>
             <w:tcBorders>
               <w:top w:val="nil"/>
               <w:left w:val="nil"/>
@@ -133,7 +133,7 @@
         </w:tc>
         <w:tc>
           <w:tcPr>
-            <w:tcW w:type="dxa" w:w="3744"/>
+            <w:tcW w:type="dxa" w:w="3528"/>
             <w:tcBorders>
               <w:top w:val="nil"/>
               <w:left w:val="nil"/>
@@ -412,7 +412,7 @@
                 <w:color w:val="28A745"/>
                 <w:sz w:val="48"/>
               </w:rPr>
-              <w:t>81</w:t>
+              <w:t>80</w:t>
             </w:r>
           </w:p>
           <w:p>
@@ -811,7 +811,7 @@
                 <w:color w:val="59595B"/>
                 <w:sz w:val="19"/>
               </w:rPr>
-              <w:t>79</w:t>
+              <w:t>0</w:t>
             </w:r>
           </w:p>
         </w:tc>
@@ -865,7 +865,7 @@
                 <w:color w:val="59595B"/>
                 <w:sz w:val="19"/>
               </w:rPr>
-              <w:t>81</w:t>
+              <w:t>80</w:t>
             </w:r>
           </w:p>
         </w:tc>
@@ -921,7 +921,7 @@
                 <w:color w:val="59595B"/>
                 <w:sz w:val="19"/>
               </w:rPr>
-              <w:t>0</w:t>
+              <w:t>1</w:t>
             </w:r>
           </w:p>
         </w:tc>
@@ -2215,7 +2215,7 @@
         </w:tc>
         <w:tc>
           <w:tcPr>
-            <w:tcW w:type="dxa" w:w="5184"/>
+            <w:tcW w:type="dxa" w:w="4896"/>
             <w:shd w:val="clear" w:color="auto" w:fill="006DB6"/>
             <w:tcBorders>
               <w:top w:val="single" w:sz="4" w:color="E9ECEF"/>
@@ -2322,7 +2322,7 @@
         </w:tc>
         <w:tc>
           <w:tcPr>
-            <w:tcW w:type="dxa" w:w="5184"/>
+            <w:tcW w:type="dxa" w:w="4896"/>
             <w:tcBorders>
               <w:top w:val="single" w:sz="4" w:color="E9ECEF"/>
               <w:left w:val="single" w:sz="4" w:color="E9ECEF"/>
@@ -2431,7 +2431,7 @@
         </w:tc>
         <w:tc>
           <w:tcPr>
-            <w:tcW w:type="dxa" w:w="5184"/>
+            <w:tcW w:type="dxa" w:w="4896"/>
             <w:shd w:val="clear" w:color="auto" w:fill="F8F9FA"/>
             <w:tcBorders>
               <w:top w:val="single" w:sz="4" w:color="E9ECEF"/>
@@ -2538,7 +2538,7 @@
         </w:tc>
         <w:tc>
           <w:tcPr>
-            <w:tcW w:type="dxa" w:w="5184"/>
+            <w:tcW w:type="dxa" w:w="4896"/>
             <w:tcBorders>
               <w:top w:val="single" w:sz="4" w:color="E9ECEF"/>
               <w:left w:val="single" w:sz="4" w:color="E9ECEF"/>
@@ -2647,7 +2647,7 @@
         </w:tc>
         <w:tc>
           <w:tcPr>
-            <w:tcW w:type="dxa" w:w="5184"/>
+            <w:tcW w:type="dxa" w:w="4896"/>
             <w:shd w:val="clear" w:color="auto" w:fill="F8F9FA"/>
             <w:tcBorders>
               <w:top w:val="single" w:sz="4" w:color="E9ECEF"/>
@@ -2758,7 +2758,7 @@
           <w:color w:val="59595B"/>
           <w:sz w:val="22"/>
         </w:rPr>
-        <w:t>Every endpoint was monitored 24x7 by the Huntress sensor. 81 of 83 agent(s) reported in within the last 7 days.</w:t>
+        <w:t>Every endpoint was monitored 24x7 by the Huntress sensor. 80 of 83 agent(s) reported in within the last 7 days.</w:t>
       </w:r>
     </w:p>
     <w:p>
@@ -2890,6 +2890,78 @@
                 <w:color w:val="006DB6"/>
                 <w:sz w:val="28"/>
               </w:rPr>
+              <w:t xml:space="preserve">  Industry News &amp; Vendor Innovations</w:t>
+            </w:r>
+          </w:p>
+        </w:tc>
+      </w:tr>
+    </w:tbl>
+    <w:p>
+      <w:pPr>
+        <w:spacing w:after="160"/>
+      </w:pPr>
+      <w:r>
+        <w:rPr>
+          <w:rFonts w:ascii="Open Sans" w:hAnsi="Open Sans"/>
+          <w:b w:val="0"/>
+          <w:i w:val="0"/>
+          <w:color w:val="59595B"/>
+          <w:sz w:val="22"/>
+        </w:rPr>
+        <w:t>Huntress announced no major platform changes this month. Routine detection-content updates and sensor improvements continued to roll out automatically. Technijian tracks Huntress's release notes monthly so future updates land in this section as they're published.</w:t>
+      </w:r>
+    </w:p>
+    <w:p/>
+    <w:tbl>
+      <w:tblPr>
+        <w:tblW w:type="auto" w:w="0"/>
+        <w:tblLayout w:type="fixed"/>
+        <w:tblLook w:firstColumn="1" w:firstRow="1" w:lastColumn="0" w:lastRow="0" w:noHBand="0" w:noVBand="1" w:val="04A0"/>
+      </w:tblPr>
+      <w:tblGrid>
+        <w:gridCol w:w="94"/>
+        <w:gridCol w:w="8976"/>
+      </w:tblGrid>
+      <w:tr>
+        <w:tc>
+          <w:tcPr>
+            <w:tcW w:type="dxa" w:w="94"/>
+            <w:shd w:val="clear" w:color="auto" w:fill="006DB6"/>
+            <w:tcBorders>
+              <w:top w:val="nil"/>
+              <w:left w:val="nil"/>
+              <w:bottom w:val="nil"/>
+              <w:right w:val="nil"/>
+              <w:insideH w:val="nil"/>
+              <w:insideV w:val="nil"/>
+            </w:tcBorders>
+          </w:tcPr>
+          <w:p/>
+        </w:tc>
+        <w:tc>
+          <w:tcPr>
+            <w:tcW w:type="dxa" w:w="8976"/>
+            <w:tcBorders>
+              <w:top w:val="nil"/>
+              <w:left w:val="nil"/>
+              <w:bottom w:val="nil"/>
+              <w:right w:val="nil"/>
+              <w:insideH w:val="nil"/>
+              <w:insideV w:val="nil"/>
+            </w:tcBorders>
+          </w:tcPr>
+          <w:p>
+            <w:pPr>
+              <w:spacing w:before="80" w:after="80"/>
+            </w:pPr>
+            <w:r>
+              <w:rPr>
+                <w:rFonts w:ascii="Open Sans" w:hAnsi="Open Sans"/>
+                <w:b/>
+                <w:i w:val="0"/>
+                <w:color w:val="006DB6"/>
+                <w:sz w:val="28"/>
+              </w:rPr>
               <w:t xml:space="preserve">  Recommendations</w:t>
             </w:r>
           </w:p>
@@ -2926,7 +2998,7 @@
       <w:tr>
         <w:tc>
           <w:tcPr>
-            <w:tcW w:type="dxa" w:w="2880"/>
+            <w:tcW w:type="dxa" w:w="2592"/>
             <w:shd w:val="clear" w:color="auto" w:fill="006DB6"/>
             <w:tcBorders>
               <w:top w:val="single" w:sz="4" w:color="E9ECEF"/>
@@ -2953,7 +3025,7 @@
         </w:tc>
         <w:tc>
           <w:tcPr>
-            <w:tcW w:type="dxa" w:w="2880"/>
+            <w:tcW w:type="dxa" w:w="2592"/>
             <w:shd w:val="clear" w:color="auto" w:fill="006DB6"/>
             <w:tcBorders>
               <w:top w:val="single" w:sz="4" w:color="E9ECEF"/>
@@ -2980,7 +3052,7 @@
         </w:tc>
         <w:tc>
           <w:tcPr>
-            <w:tcW w:type="dxa" w:w="2160"/>
+            <w:tcW w:type="dxa" w:w="2016"/>
             <w:shd w:val="clear" w:color="auto" w:fill="006DB6"/>
             <w:tcBorders>
               <w:top w:val="single" w:sz="4" w:color="E9ECEF"/>
@@ -3007,7 +3079,7 @@
         </w:tc>
         <w:tc>
           <w:tcPr>
-            <w:tcW w:type="dxa" w:w="2160"/>
+            <w:tcW w:type="dxa" w:w="2016"/>
             <w:shd w:val="clear" w:color="auto" w:fill="006DB6"/>
             <w:tcBorders>
               <w:top w:val="single" w:sz="4" w:color="E9ECEF"/>
@@ -3036,7 +3108,7 @@
       <w:tr>
         <w:tc>
           <w:tcPr>
-            <w:tcW w:type="dxa" w:w="2880"/>
+            <w:tcW w:type="dxa" w:w="2592"/>
             <w:tcBorders>
               <w:top w:val="single" w:sz="4" w:color="E9ECEF"/>
               <w:left w:val="single" w:sz="4" w:color="E9ECEF"/>
@@ -3062,7 +3134,7 @@
         </w:tc>
         <w:tc>
           <w:tcPr>
-            <w:tcW w:type="dxa" w:w="2880"/>
+            <w:tcW w:type="dxa" w:w="2592"/>
             <w:tcBorders>
               <w:top w:val="single" w:sz="4" w:color="E9ECEF"/>
               <w:left w:val="single" w:sz="4" w:color="E9ECEF"/>
@@ -3088,7 +3160,7 @@
         </w:tc>
         <w:tc>
           <w:tcPr>
-            <w:tcW w:type="dxa" w:w="2160"/>
+            <w:tcW w:type="dxa" w:w="2016"/>
             <w:tcBorders>
               <w:top w:val="single" w:sz="4" w:color="E9ECEF"/>
               <w:left w:val="single" w:sz="4" w:color="E9ECEF"/>
@@ -3114,7 +3186,7 @@
         </w:tc>
         <w:tc>
           <w:tcPr>
-            <w:tcW w:type="dxa" w:w="2160"/>
+            <w:tcW w:type="dxa" w:w="2016"/>
             <w:tcBorders>
               <w:top w:val="single" w:sz="4" w:color="E9ECEF"/>
               <w:left w:val="single" w:sz="4" w:color="E9ECEF"/>
@@ -3142,7 +3214,7 @@
       <w:tr>
         <w:tc>
           <w:tcPr>
-            <w:tcW w:type="dxa" w:w="2880"/>
+            <w:tcW w:type="dxa" w:w="2592"/>
             <w:shd w:val="clear" w:color="auto" w:fill="F8F9FA"/>
             <w:tcBorders>
               <w:top w:val="single" w:sz="4" w:color="E9ECEF"/>
@@ -3169,7 +3241,7 @@
         </w:tc>
         <w:tc>
           <w:tcPr>
-            <w:tcW w:type="dxa" w:w="2880"/>
+            <w:tcW w:type="dxa" w:w="2592"/>
             <w:shd w:val="clear" w:color="auto" w:fill="F8F9FA"/>
             <w:tcBorders>
               <w:top w:val="single" w:sz="4" w:color="E9ECEF"/>
@@ -3196,7 +3268,7 @@
         </w:tc>
         <w:tc>
           <w:tcPr>
-            <w:tcW w:type="dxa" w:w="2160"/>
+            <w:tcW w:type="dxa" w:w="2016"/>
             <w:shd w:val="clear" w:color="auto" w:fill="F8F9FA"/>
             <w:tcBorders>
               <w:top w:val="single" w:sz="4" w:color="E9ECEF"/>
@@ -3223,7 +3295,7 @@
         </w:tc>
         <w:tc>
           <w:tcPr>
-            <w:tcW w:type="dxa" w:w="2160"/>
+            <w:tcW w:type="dxa" w:w="2016"/>
             <w:shd w:val="clear" w:color="auto" w:fill="F8F9FA"/>
             <w:tcBorders>
               <w:top w:val="single" w:sz="4" w:color="E9ECEF"/>
@@ -6656,7 +6728,7 @@
           <w:color w:val="59595B"/>
           <w:sz w:val="20"/>
         </w:rPr>
-        <w:t>... plus 19 more. Full list available on request.</w:t>
+        <w:t>... plus 19 more. Full list available on request — email support@technijian.com.</w:t>
       </w:r>
     </w:p>
     <w:p>
@@ -6671,7 +6743,184 @@
           <w:color w:val="59595B"/>
           <w:sz w:val="22"/>
         </w:rPr>
-        <w:t>Recommended action: review the listed endpoints with your Technijian contact to schedule remediation. Common fixes include re-enabling Microsoft Defender, applying a missing Group Policy / Intune setting, or re-enabling Windows Firewall.</w:t>
+        <w:t>Email support@technijian.com to review the listed endpoints with our team and schedule remediation. Common fixes include re-enabling Microsoft Defender, applying a missing Group Policy / Intune setting, or re-enabling Windows Firewall.</w:t>
+      </w:r>
+    </w:p>
+    <w:p/>
+    <w:tbl>
+      <w:tblPr>
+        <w:tblW w:type="auto" w:w="0"/>
+        <w:tblLayout w:type="fixed"/>
+        <w:tblLook w:firstColumn="1" w:firstRow="1" w:lastColumn="0" w:lastRow="0" w:noHBand="0" w:noVBand="1" w:val="04A0"/>
+      </w:tblPr>
+      <w:tblGrid>
+        <w:gridCol w:w="94"/>
+        <w:gridCol w:w="8976"/>
+      </w:tblGrid>
+      <w:tr>
+        <w:tc>
+          <w:tcPr>
+            <w:tcW w:type="dxa" w:w="94"/>
+            <w:shd w:val="clear" w:color="auto" w:fill="006DB6"/>
+            <w:tcBorders>
+              <w:top w:val="nil"/>
+              <w:left w:val="nil"/>
+              <w:bottom w:val="nil"/>
+              <w:right w:val="nil"/>
+              <w:insideH w:val="nil"/>
+              <w:insideV w:val="nil"/>
+            </w:tcBorders>
+          </w:tcPr>
+          <w:p/>
+        </w:tc>
+        <w:tc>
+          <w:tcPr>
+            <w:tcW w:type="dxa" w:w="8976"/>
+            <w:tcBorders>
+              <w:top w:val="nil"/>
+              <w:left w:val="nil"/>
+              <w:bottom w:val="nil"/>
+              <w:right w:val="nil"/>
+              <w:insideH w:val="nil"/>
+              <w:insideV w:val="nil"/>
+            </w:tcBorders>
+          </w:tcPr>
+          <w:p>
+            <w:pPr>
+              <w:spacing w:before="80" w:after="80"/>
+            </w:pPr>
+            <w:r>
+              <w:rPr>
+                <w:rFonts w:ascii="Open Sans" w:hAnsi="Open Sans"/>
+                <w:b/>
+                <w:i w:val="0"/>
+                <w:color w:val="006DB6"/>
+                <w:sz w:val="28"/>
+              </w:rPr>
+              <w:t xml:space="preserve">  How This Protection Works</w:t>
+            </w:r>
+          </w:p>
+        </w:tc>
+      </w:tr>
+    </w:tbl>
+    <w:p>
+      <w:pPr>
+        <w:spacing w:after="160"/>
+      </w:pPr>
+      <w:r>
+        <w:rPr>
+          <w:rFonts w:ascii="Open Sans" w:hAnsi="Open Sans"/>
+          <w:b w:val="0"/>
+          <w:i w:val="0"/>
+          <w:color w:val="59595B"/>
+          <w:sz w:val="22"/>
+        </w:rPr>
+        <w:t>Your endpoints are protected by a layered security stack — Huntress and CrowdStrike Falcon working alongside each other — chosen and managed by Technijian as an MSP best-practice configuration. Here's what each piece does and why we run both.</w:t>
+      </w:r>
+    </w:p>
+    <w:p>
+      <w:pPr>
+        <w:spacing w:after="160"/>
+      </w:pPr>
+      <w:r>
+        <w:rPr>
+          <w:rFonts w:ascii="Open Sans" w:hAnsi="Open Sans"/>
+          <w:b/>
+          <w:i w:val="0"/>
+          <w:color w:val="1A1A2E"/>
+          <w:sz w:val="24"/>
+        </w:rPr>
+        <w:t>Huntress: managed detection &amp; response with a 24×7 SOC</w:t>
+      </w:r>
+    </w:p>
+    <w:p>
+      <w:pPr>
+        <w:spacing w:after="160"/>
+      </w:pPr>
+      <w:r>
+        <w:rPr>
+          <w:rFonts w:ascii="Open Sans" w:hAnsi="Open Sans"/>
+          <w:b w:val="0"/>
+          <w:i w:val="0"/>
+          <w:color w:val="59595B"/>
+          <w:sz w:val="22"/>
+        </w:rPr>
+        <w:t>Huntress runs its own Security Operations Center staffed with threat hunters who review every signal that fires on your endpoints around the clock — not just nights and weekends, but 24×7×365. When the Huntress agent flags suspicious behavior (persistence mechanisms, process injection, credential abuse, known-bad files), the activity is examined by Huntress threat hunters BEFORE it ever reaches Technijian. False positives are filtered out at the source so that what does reach our team is signal, not noise. When Huntress sees something that needs attention, they coordinate response with Technijian and provide guided remediation playbooks.</w:t>
+      </w:r>
+    </w:p>
+    <w:p>
+      <w:pPr>
+        <w:spacing w:after="160"/>
+      </w:pPr>
+      <w:r>
+        <w:rPr>
+          <w:rFonts w:ascii="Open Sans" w:hAnsi="Open Sans"/>
+          <w:b/>
+          <w:i w:val="0"/>
+          <w:color w:val="1A1A2E"/>
+          <w:sz w:val="24"/>
+        </w:rPr>
+        <w:t>CrowdStrike Falcon: AI-driven EDR with the Falcon Overwatch SOC</w:t>
+      </w:r>
+    </w:p>
+    <w:p>
+      <w:pPr>
+        <w:spacing w:after="160"/>
+      </w:pPr>
+      <w:r>
+        <w:rPr>
+          <w:rFonts w:ascii="Open Sans" w:hAnsi="Open Sans"/>
+          <w:b w:val="0"/>
+          <w:i w:val="0"/>
+          <w:color w:val="59595B"/>
+          <w:sz w:val="22"/>
+        </w:rPr>
+        <w:t>CrowdStrike Falcon is the EDR (Endpoint Detection and Response) layer. Falcon's behavioral AI inspects every process, network connection, and file operation on your endpoints in real time and stops identified threats before they can execute. On top of the AI, CrowdStrike's Falcon Overwatch managed-threat-hunting team — the same elite NOC that protects Fortune 500s and government agencies — watches your environment 24×7 looking for the kind of slow, low-and-slow adversary tradecraft that automated detection alone can miss. Overwatch hunters reach out directly when they see something that needs immediate action.</w:t>
+      </w:r>
+    </w:p>
+    <w:p>
+      <w:pPr>
+        <w:spacing w:after="160"/>
+      </w:pPr>
+      <w:r>
+        <w:rPr>
+          <w:rFonts w:ascii="Open Sans" w:hAnsi="Open Sans"/>
+          <w:b/>
+          <w:i w:val="0"/>
+          <w:color w:val="1A1A2E"/>
+          <w:sz w:val="24"/>
+        </w:rPr>
+        <w:t>Why both? Defense in depth.</w:t>
+      </w:r>
+    </w:p>
+    <w:p>
+      <w:pPr>
+        <w:spacing w:after="160"/>
+      </w:pPr>
+      <w:r>
+        <w:rPr>
+          <w:rFonts w:ascii="Open Sans" w:hAnsi="Open Sans"/>
+          <w:b w:val="0"/>
+          <w:i w:val="0"/>
+          <w:color w:val="59595B"/>
+          <w:sz w:val="22"/>
+        </w:rPr>
+        <w:t>Huntress and CrowdStrike are deliberately complementary. Huntress is tuned for the SMB and mid-market threat landscape — phishing-driven footholds, persistence tradecraft, credential theft, and the kinds of attacks that target managed-service customers. CrowdStrike's Falcon is industry-leading nation-state-grade EDR with the broadest telemetry collection and the most mature threat-intel feed in the market. They use different detection styles, different telemetry sources, and different threat-intelligence pipelines.</w:t>
+      </w:r>
+    </w:p>
+    <w:p>
+      <w:pPr>
+        <w:spacing w:after="160"/>
+      </w:pPr>
+      <w:r>
+        <w:rPr>
+          <w:rFonts w:ascii="Open Sans" w:hAnsi="Open Sans"/>
+          <w:b w:val="0"/>
+          <w:i w:val="0"/>
+          <w:color w:val="59595B"/>
+          <w:sz w:val="22"/>
+        </w:rPr>
+        <w:t>Running them together gives your endpoints two independent sets of expert eyes — Huntress's SOC and CrowdStrike's Overwatch team — both watching 24×7. If one platform misses something, the other is extremely likely to catch it. This redundant, layered approach is the configuration Technijian recommends as best-in-class endpoint protection for clients who can't afford a security incident.</w:t>
       </w:r>
     </w:p>
     <w:p/>

--- a/clients/orx/huntress/monthly/2026-04/ORX-Cybersecurity-Activity-2026-04.docx
+++ b/clients/orx/huntress/monthly/2026-04/ORX-Cybersecurity-Activity-2026-04.docx
@@ -6797,6 +6797,201 @@
                 <w:color w:val="006DB6"/>
                 <w:sz w:val="28"/>
               </w:rPr>
+              <w:t xml:space="preserve">  Compliance Alignment</w:t>
+            </w:r>
+          </w:p>
+        </w:tc>
+      </w:tr>
+    </w:tbl>
+    <w:p>
+      <w:pPr>
+        <w:spacing w:after="160"/>
+      </w:pPr>
+      <w:r>
+        <w:rPr>
+          <w:rFonts w:ascii="Open Sans" w:hAnsi="Open Sans"/>
+          <w:b w:val="0"/>
+          <w:i w:val="0"/>
+          <w:color w:val="59595B"/>
+          <w:sz w:val="22"/>
+        </w:rPr>
+        <w:t>This client's industry classification is Healthcare. Based on that classification, the data Technijian's stack is helping protect is most likely characterized as: PHI.</w:t>
+      </w:r>
+    </w:p>
+    <w:p>
+      <w:pPr>
+        <w:spacing w:after="160"/>
+      </w:pPr>
+      <w:r>
+        <w:rPr>
+          <w:rFonts w:ascii="Open Sans" w:hAnsi="Open Sans"/>
+          <w:b w:val="0"/>
+          <w:i w:val="0"/>
+          <w:color w:val="59595B"/>
+          <w:sz w:val="21"/>
+        </w:rPr>
+        <w:t>All endpoints handle Protected Health Information (PHI). HIPAA Security Rule (45 CFR §164.302-318) requires administrative, physical, and technical safeguards. The HITECH Act extends breach-notification and audit obligations. California CMIA (Civil Code §56) adds state-specific patient confidentiality rules.</w:t>
+      </w:r>
+    </w:p>
+    <w:p>
+      <w:pPr>
+        <w:spacing w:after="160"/>
+      </w:pPr>
+      <w:r>
+        <w:rPr>
+          <w:rFonts w:ascii="Open Sans" w:hAnsi="Open Sans"/>
+          <w:b/>
+          <w:i w:val="0"/>
+          <w:color w:val="1A1A2E"/>
+          <w:sz w:val="22"/>
+        </w:rPr>
+        <w:t>How Technijian's monitoring stack supports each framework:</w:t>
+      </w:r>
+    </w:p>
+    <w:p>
+      <w:pPr>
+        <w:pStyle w:val="ListBullet"/>
+        <w:spacing w:after="80"/>
+      </w:pPr>
+      <w:r>
+        <w:rPr>
+          <w:rFonts w:ascii="Open Sans" w:hAnsi="Open Sans"/>
+          <w:b/>
+          <w:i w:val="0"/>
+          <w:color w:val="1A1A2E"/>
+          <w:sz w:val="22"/>
+        </w:rPr>
+        <w:t xml:space="preserve">HIPAA: </w:t>
+      </w:r>
+      <w:r>
+        <w:rPr>
+          <w:rFonts w:ascii="Open Sans" w:hAnsi="Open Sans"/>
+          <w:b w:val="0"/>
+          <w:i w:val="0"/>
+          <w:color w:val="59595B"/>
+          <w:sz w:val="22"/>
+        </w:rPr>
+        <w:t>endpoint detection &amp; response (Huntress + CrowdStrike), patch management (Endpoint Central), access auditing, and 24x7 incident response satisfy the technical safeguard requirements of 45 CFR §164.312 (access control, audit controls, integrity, transmission security).</w:t>
+      </w:r>
+    </w:p>
+    <w:p>
+      <w:pPr>
+        <w:pStyle w:val="ListBullet"/>
+        <w:spacing w:after="80"/>
+      </w:pPr>
+      <w:r>
+        <w:rPr>
+          <w:rFonts w:ascii="Open Sans" w:hAnsi="Open Sans"/>
+          <w:b/>
+          <w:i w:val="0"/>
+          <w:color w:val="1A1A2E"/>
+          <w:sz w:val="22"/>
+        </w:rPr>
+        <w:t xml:space="preserve">HITECH: </w:t>
+      </w:r>
+      <w:r>
+        <w:rPr>
+          <w:rFonts w:ascii="Open Sans" w:hAnsi="Open Sans"/>
+          <w:b w:val="0"/>
+          <w:i w:val="0"/>
+          <w:color w:val="59595B"/>
+          <w:sz w:val="22"/>
+        </w:rPr>
+        <w:t>automated detection of suspicious access events and Technijian's documented incident-response process keeps the breach-notification clock from running silently — any potential PHI exposure is investigated and timestamped within hours.</w:t>
+      </w:r>
+    </w:p>
+    <w:p>
+      <w:pPr>
+        <w:pStyle w:val="ListBullet"/>
+        <w:spacing w:after="80"/>
+      </w:pPr>
+      <w:r>
+        <w:rPr>
+          <w:rFonts w:ascii="Open Sans" w:hAnsi="Open Sans"/>
+          <w:b/>
+          <w:i w:val="0"/>
+          <w:color w:val="1A1A2E"/>
+          <w:sz w:val="22"/>
+        </w:rPr>
+        <w:t xml:space="preserve">California CMIA: </w:t>
+      </w:r>
+      <w:r>
+        <w:rPr>
+          <w:rFonts w:ascii="Open Sans" w:hAnsi="Open Sans"/>
+          <w:b w:val="0"/>
+          <w:i w:val="0"/>
+          <w:color w:val="59595B"/>
+          <w:sz w:val="22"/>
+        </w:rPr>
+        <w:t>the same access-auditing and detection pipeline that supports HIPAA also covers California's stricter CMIA confidentiality requirements for medical information.</w:t>
+      </w:r>
+    </w:p>
+    <w:p>
+      <w:pPr>
+        <w:spacing w:after="160"/>
+      </w:pPr>
+      <w:r>
+        <w:rPr>
+          <w:rFonts w:ascii="Open Sans" w:hAnsi="Open Sans"/>
+          <w:b w:val="0"/>
+          <w:i w:val="0"/>
+          <w:color w:val="59595B"/>
+          <w:sz w:val="19"/>
+        </w:rPr>
+        <w:t>This classification was generated automatically from the client's name and contact-domain signals. If the industry or compliance scope shown here doesn't match your operations, please reply to this report and we'll update the classification — Technijian's team can also produce a deeper compliance-posture report on request.</w:t>
+      </w:r>
+    </w:p>
+    <w:p/>
+    <w:tbl>
+      <w:tblPr>
+        <w:tblW w:type="auto" w:w="0"/>
+        <w:tblLayout w:type="fixed"/>
+        <w:tblLook w:firstColumn="1" w:firstRow="1" w:lastColumn="0" w:lastRow="0" w:noHBand="0" w:noVBand="1" w:val="04A0"/>
+      </w:tblPr>
+      <w:tblGrid>
+        <w:gridCol w:w="94"/>
+        <w:gridCol w:w="8976"/>
+      </w:tblGrid>
+      <w:tr>
+        <w:tc>
+          <w:tcPr>
+            <w:tcW w:type="dxa" w:w="94"/>
+            <w:shd w:val="clear" w:color="auto" w:fill="006DB6"/>
+            <w:tcBorders>
+              <w:top w:val="nil"/>
+              <w:left w:val="nil"/>
+              <w:bottom w:val="nil"/>
+              <w:right w:val="nil"/>
+              <w:insideH w:val="nil"/>
+              <w:insideV w:val="nil"/>
+            </w:tcBorders>
+          </w:tcPr>
+          <w:p/>
+        </w:tc>
+        <w:tc>
+          <w:tcPr>
+            <w:tcW w:type="dxa" w:w="8976"/>
+            <w:tcBorders>
+              <w:top w:val="nil"/>
+              <w:left w:val="nil"/>
+              <w:bottom w:val="nil"/>
+              <w:right w:val="nil"/>
+              <w:insideH w:val="nil"/>
+              <w:insideV w:val="nil"/>
+            </w:tcBorders>
+          </w:tcPr>
+          <w:p>
+            <w:pPr>
+              <w:spacing w:before="80" w:after="80"/>
+            </w:pPr>
+            <w:r>
+              <w:rPr>
+                <w:rFonts w:ascii="Open Sans" w:hAnsi="Open Sans"/>
+                <w:b/>
+                <w:i w:val="0"/>
+                <w:color w:val="006DB6"/>
+                <w:sz w:val="28"/>
+              </w:rPr>
               <w:t xml:space="preserve">  How This Protection Works</w:t>
             </w:r>
           </w:p>

--- a/clients/orx/huntress/monthly/2026-04/ORX-Cybersecurity-Activity-2026-04.docx
+++ b/clients/orx/huntress/monthly/2026-04/ORX-Cybersecurity-Activity-2026-04.docx
@@ -2837,6 +2837,132 @@
           <w:sz w:val="22"/>
         </w:rPr>
         <w:t>Microsoft Defender state, Windows Firewall state, agent version, and last-callback timestamp were captured for every endpoint to drive remediation discussions.</w:t>
+      </w:r>
+    </w:p>
+    <w:p>
+      <w:pPr>
+        <w:spacing w:after="160"/>
+      </w:pPr>
+      <w:r>
+        <w:rPr>
+          <w:rFonts w:ascii="Open Sans" w:hAnsi="Open Sans"/>
+          <w:b/>
+          <w:i w:val="0"/>
+          <w:color w:val="1A1A2E"/>
+          <w:sz w:val="24"/>
+        </w:rPr>
+        <w:t>Specific work delivered this month</w:t>
+      </w:r>
+    </w:p>
+    <w:p>
+      <w:pPr>
+        <w:spacing w:after="160"/>
+      </w:pPr>
+      <w:r>
+        <w:rPr>
+          <w:rFonts w:ascii="Open Sans" w:hAnsi="Open Sans"/>
+          <w:b w:val="0"/>
+          <w:i w:val="0"/>
+          <w:color w:val="59595B"/>
+          <w:sz w:val="22"/>
+        </w:rPr>
+        <w:t>These items are pulled directly from the time entries and tickets logged by Technijian's team during the period — actual work, not estimates.</w:t>
+      </w:r>
+    </w:p>
+    <w:p>
+      <w:pPr>
+        <w:pStyle w:val="ListBullet"/>
+        <w:spacing w:after="80"/>
+      </w:pPr>
+      <w:r>
+        <w:rPr>
+          <w:rFonts w:ascii="Open Sans" w:hAnsi="Open Sans"/>
+          <w:b w:val="0"/>
+          <w:i w:val="0"/>
+          <w:color w:val="59595B"/>
+          <w:sz w:val="22"/>
+        </w:rPr>
+        <w:t>Huntress Agent updated with Version 0.14.162 on WKORX69,WKORX72,WKORX-52,WKORX62 (handled by R. Kumar) — 0.9h of tech effort</w:t>
+      </w:r>
+    </w:p>
+    <w:p>
+      <w:pPr>
+        <w:pStyle w:val="ListBullet"/>
+        <w:spacing w:after="80"/>
+      </w:pPr>
+      <w:r>
+        <w:rPr>
+          <w:rFonts w:ascii="Open Sans" w:hAnsi="Open Sans"/>
+          <w:b w:val="0"/>
+          <w:i w:val="0"/>
+          <w:color w:val="59595B"/>
+          <w:sz w:val="22"/>
+        </w:rPr>
+        <w:t>Log in to the Huntress Admin Console and check if there are any machines with outdated versions (handled by S. Kumar) — 0.5h of tech effort</w:t>
+      </w:r>
+    </w:p>
+    <w:p>
+      <w:pPr>
+        <w:pStyle w:val="ListBullet"/>
+        <w:spacing w:after="80"/>
+      </w:pPr>
+      <w:r>
+        <w:rPr>
+          <w:rFonts w:ascii="Open Sans" w:hAnsi="Open Sans"/>
+          <w:b w:val="0"/>
+          <w:i w:val="0"/>
+          <w:color w:val="59595B"/>
+          <w:sz w:val="22"/>
+        </w:rPr>
+        <w:t>Huntress Agent updated with Version 0.14.162, replaced with Version 0.14.150 on WKORX-05, ORX-DC-VDI-002, ORX-DC-APP-01, WKORX42, WKORX57, WKORX59 (handled by D. Bhardwaj) — 1.0h of tech effort</w:t>
+      </w:r>
+    </w:p>
+    <w:p>
+      <w:pPr>
+        <w:pStyle w:val="ListBullet"/>
+        <w:spacing w:after="80"/>
+      </w:pPr>
+      <w:r>
+        <w:rPr>
+          <w:rFonts w:ascii="Open Sans" w:hAnsi="Open Sans"/>
+          <w:b w:val="0"/>
+          <w:i w:val="0"/>
+          <w:color w:val="59595B"/>
+          <w:sz w:val="22"/>
+        </w:rPr>
+        <w:t>Huntress Agent updated with Version 0.14.162, replaced with Version 0.14.150 on ORX-DC-3CX-01, ORX-DC-VDI-005, WKORX70, WKORX68 (handled by D. Bhardwaj) — 1.0h of tech effort</w:t>
+      </w:r>
+    </w:p>
+    <w:p>
+      <w:pPr>
+        <w:pStyle w:val="ListBullet"/>
+        <w:spacing w:after="80"/>
+      </w:pPr>
+      <w:r>
+        <w:rPr>
+          <w:rFonts w:ascii="Open Sans" w:hAnsi="Open Sans"/>
+          <w:b w:val="0"/>
+          <w:i w:val="0"/>
+          <w:color w:val="59595B"/>
+          <w:sz w:val="22"/>
+        </w:rPr>
+        <w:t>Huntress Agent updated with Version 0.14.162 on WKORX65,WKORX41,WKORX55,WKORX44 (handled by R. Kumar) — 1.0h of tech effort</w:t>
+      </w:r>
+    </w:p>
+    <w:p>
+      <w:pPr>
+        <w:pStyle w:val="ListBullet"/>
+        <w:spacing w:after="80"/>
+      </w:pPr>
+      <w:r>
+        <w:rPr>
+          <w:rFonts w:ascii="Open Sans" w:hAnsi="Open Sans"/>
+          <w:b w:val="0"/>
+          <w:i w:val="0"/>
+          <w:color w:val="59595B"/>
+          <w:sz w:val="22"/>
+        </w:rPr>
+        <w:t>Huntress Agent updated with  Version V0.14.150 on LPJRM01,WKORX-52, JRMED08 and  WKORX-6 (handled by S. Kumar) — 1.0h of tech effort</w:t>
       </w:r>
     </w:p>
     <w:p/>
